--- a/Rill/Berkas Sidang/Template-Surat Undangan Ujian TA 2026.docx
+++ b/Rill/Berkas Sidang/Template-Surat Undangan Ujian TA 2026.docx
@@ -215,13 +215,23 @@
                       <w:szCs w:val="24"/>
                     </w:rPr>
                   </w:pPr>
+                  <w:proofErr w:type="gramStart"/>
                   <w:r>
                     <w:rPr>
                       <w:rFonts w:ascii="Times New Roman" w:hAnsi="Times New Roman"/>
                       <w:sz w:val="24"/>
                       <w:szCs w:val="24"/>
                     </w:rPr>
-                    <w:t xml:space="preserve">Alamat : Jalan Raya Kampus </w:t>
+                    <w:t>Alamat :</w:t>
+                  </w:r>
+                  <w:proofErr w:type="gramEnd"/>
+                  <w:r>
+                    <w:rPr>
+                      <w:rFonts w:ascii="Times New Roman" w:hAnsi="Times New Roman"/>
+                      <w:sz w:val="24"/>
+                      <w:szCs w:val="24"/>
+                    </w:rPr>
+                    <w:t xml:space="preserve"> Jalan Raya Kampus </w:t>
                   </w:r>
                   <w:r>
                     <w:rPr>
@@ -362,6 +372,7 @@
         </w:rPr>
       </w:pPr>
       <w:proofErr w:type="spellStart"/>
+      <w:proofErr w:type="gramStart"/>
       <w:r>
         <w:rPr>
           <w:szCs w:val="24"/>
@@ -375,7 +386,15 @@
           <w:szCs w:val="24"/>
           <w:lang w:val="en-US"/>
         </w:rPr>
-        <w:t xml:space="preserve"> : </w:t>
+        <w:t xml:space="preserve"> :</w:t>
+      </w:r>
+      <w:proofErr w:type="gramEnd"/>
+      <w:r>
+        <w:rPr>
+          <w:szCs w:val="24"/>
+          <w:lang w:val="en-US"/>
+        </w:rPr>
+        <w:t xml:space="preserve"> </w:t>
       </w:r>
       <w:r>
         <w:rPr>
@@ -396,7 +415,23 @@
           <w:szCs w:val="24"/>
           <w:lang w:val="en-US"/>
         </w:rPr>
-        <w:t>/ UN14.2.8.V.5/ PD/ 2019</w:t>
+        <w:t>/ UN14.2.</w:t>
+      </w:r>
+      <w:proofErr w:type="gramStart"/>
+      <w:r>
+        <w:rPr>
+          <w:szCs w:val="24"/>
+          <w:lang w:val="en-US"/>
+        </w:rPr>
+        <w:t>8.V.</w:t>
+      </w:r>
+      <w:proofErr w:type="gramEnd"/>
+      <w:r>
+        <w:rPr>
+          <w:szCs w:val="24"/>
+          <w:lang w:val="en-US"/>
+        </w:rPr>
+        <w:t>5/ PD/ 2019</w:t>
       </w:r>
     </w:p>
     <w:p>
@@ -446,7 +481,15 @@
           <w:szCs w:val="24"/>
           <w:lang w:val="en-US"/>
         </w:rPr>
-        <w:t xml:space="preserve"> Tim Penguji</w:t>
+        <w:t xml:space="preserve"> Tim </w:t>
+      </w:r>
+      <w:proofErr w:type="gramStart"/>
+      <w:r>
+        <w:rPr>
+          <w:szCs w:val="24"/>
+          <w:lang w:val="en-US"/>
+        </w:rPr>
+        <w:t>Penguji</w:t>
       </w:r>
       <w:r>
         <w:rPr>
@@ -455,6 +498,7 @@
         </w:rPr>
         <w:t xml:space="preserve"> :</w:t>
       </w:r>
+      <w:proofErr w:type="gramEnd"/>
     </w:p>
     <w:p>
       <w:pPr>
@@ -479,6 +523,7 @@
         <w:t xml:space="preserve">Dr. Ir. Ngurah Agus Sanjaya ER, </w:t>
       </w:r>
       <w:proofErr w:type="spellStart"/>
+      <w:proofErr w:type="gramStart"/>
       <w:r>
         <w:rPr>
           <w:rFonts w:ascii="Times New Roman" w:hAnsi="Times New Roman"/>
@@ -488,6 +533,7 @@
         <w:t>S.Kom</w:t>
       </w:r>
       <w:proofErr w:type="spellEnd"/>
+      <w:proofErr w:type="gramEnd"/>
       <w:r>
         <w:rPr>
           <w:rFonts w:ascii="Times New Roman" w:hAnsi="Times New Roman"/>
@@ -497,6 +543,7 @@
         <w:t xml:space="preserve">., </w:t>
       </w:r>
       <w:proofErr w:type="spellStart"/>
+      <w:proofErr w:type="gramStart"/>
       <w:r>
         <w:rPr>
           <w:rFonts w:ascii="Times New Roman" w:hAnsi="Times New Roman"/>
@@ -506,6 +553,7 @@
         <w:t>M.Kom</w:t>
       </w:r>
       <w:proofErr w:type="spellEnd"/>
+      <w:proofErr w:type="gramEnd"/>
       <w:r>
         <w:rPr>
           <w:rFonts w:ascii="Times New Roman" w:hAnsi="Times New Roman"/>
@@ -577,16 +625,34 @@
           <w:sz w:val="24"/>
           <w:szCs w:val="24"/>
         </w:rPr>
-        <w:t xml:space="preserve"> Rai Adi Pramartha, ST.MMSI.,</w:t>
-      </w:r>
-      <w:proofErr w:type="spellStart"/>
+        <w:t xml:space="preserve"> Rai Adi Pramartha, </w:t>
+      </w:r>
+      <w:proofErr w:type="gramStart"/>
       <w:r>
         <w:rPr>
           <w:rFonts w:ascii="Times New Roman" w:hAnsi="Times New Roman"/>
           <w:sz w:val="24"/>
           <w:szCs w:val="24"/>
         </w:rPr>
-        <w:t>Ph.D</w:t>
+        <w:t>ST.MMSI.,</w:t>
+      </w:r>
+      <w:proofErr w:type="spellStart"/>
+      <w:r>
+        <w:rPr>
+          <w:rFonts w:ascii="Times New Roman" w:hAnsi="Times New Roman"/>
+          <w:sz w:val="24"/>
+          <w:szCs w:val="24"/>
+        </w:rPr>
+        <w:t>Ph</w:t>
+      </w:r>
+      <w:proofErr w:type="gramEnd"/>
+      <w:r>
+        <w:rPr>
+          <w:rFonts w:ascii="Times New Roman" w:hAnsi="Times New Roman"/>
+          <w:sz w:val="24"/>
+          <w:szCs w:val="24"/>
+        </w:rPr>
+        <w:t>.D</w:t>
       </w:r>
       <w:proofErr w:type="spellEnd"/>
       <w:r>
@@ -681,6 +747,7 @@
         <w:t xml:space="preserve"> Giri, </w:t>
       </w:r>
       <w:proofErr w:type="spellStart"/>
+      <w:proofErr w:type="gramStart"/>
       <w:r>
         <w:rPr>
           <w:rFonts w:ascii="Times New Roman" w:hAnsi="Times New Roman"/>
@@ -690,6 +757,7 @@
         <w:t>S.Kom</w:t>
       </w:r>
       <w:proofErr w:type="spellEnd"/>
+      <w:proofErr w:type="gramEnd"/>
       <w:r>
         <w:rPr>
           <w:rFonts w:ascii="Times New Roman" w:hAnsi="Times New Roman"/>
@@ -1042,8 +1110,17 @@
           <w:szCs w:val="24"/>
           <w:lang w:val="en-US"/>
         </w:rPr>
-        <w:t xml:space="preserve"> pada :</w:t>
-      </w:r>
+        <w:t xml:space="preserve"> </w:t>
+      </w:r>
+      <w:proofErr w:type="gramStart"/>
+      <w:r>
+        <w:rPr>
+          <w:szCs w:val="24"/>
+          <w:lang w:val="en-US"/>
+        </w:rPr>
+        <w:t>pada :</w:t>
+      </w:r>
+      <w:proofErr w:type="gramEnd"/>
     </w:p>
     <w:p>
       <w:pPr>
@@ -1137,6 +1214,7 @@
                 <w:lang w:val="en-US"/>
               </w:rPr>
             </w:pPr>
+            <w:proofErr w:type="gramStart"/>
             <w:r>
               <w:rPr>
                 <w:szCs w:val="24"/>
@@ -1149,7 +1227,15 @@
                 <w:szCs w:val="24"/>
                 <w:lang w:val="en-US"/>
               </w:rPr>
-              <w:t xml:space="preserve"> , </w:t>
+              <w:t xml:space="preserve"> ,</w:t>
+            </w:r>
+            <w:proofErr w:type="gramEnd"/>
+            <w:r>
+              <w:rPr>
+                <w:szCs w:val="24"/>
+                <w:lang w:val="en-US"/>
+              </w:rPr>
+              <w:t xml:space="preserve"> </w:t>
             </w:r>
             <w:r>
               <w:rPr>
@@ -1723,38 +1809,57 @@
           <w:lang w:val="en-US"/>
         </w:rPr>
       </w:pPr>
-      <w:r>
-        <w:rPr>
-          <w:szCs w:val="24"/>
-          <w:lang w:val="en-US"/>
-        </w:rPr>
-        <w:t xml:space="preserve">Jimbaran , </w:t>
-      </w:r>
-      <w:proofErr w:type="spellStart"/>
-      <w:r>
-        <w:rPr>
-          <w:szCs w:val="24"/>
-          <w:lang w:val="en-US"/>
-        </w:rPr>
-        <w:t>Tanggal</w:t>
-      </w:r>
-      <w:proofErr w:type="spellEnd"/>
-      <w:r>
-        <w:rPr>
-          <w:szCs w:val="24"/>
-          <w:lang w:val="en-US"/>
-        </w:rPr>
-        <w:t>-Bulan-</w:t>
-      </w:r>
-      <w:proofErr w:type="spellStart"/>
-      <w:r>
-        <w:rPr>
-          <w:szCs w:val="24"/>
-          <w:lang w:val="en-US"/>
-        </w:rPr>
-        <w:t>Tahun</w:t>
-      </w:r>
-      <w:proofErr w:type="spellEnd"/>
+      <w:proofErr w:type="gramStart"/>
+      <w:r>
+        <w:rPr>
+          <w:szCs w:val="24"/>
+          <w:lang w:val="en-US"/>
+        </w:rPr>
+        <w:t>Jimbaran ,</w:t>
+      </w:r>
+      <w:proofErr w:type="gramEnd"/>
+      <w:r>
+        <w:rPr>
+          <w:szCs w:val="24"/>
+          <w:lang w:val="en-US"/>
+        </w:rPr>
+        <w:t xml:space="preserve"> </w:t>
+      </w:r>
+      <w:r>
+        <w:rPr>
+          <w:szCs w:val="24"/>
+          <w:lang w:val="en-US"/>
+        </w:rPr>
+        <w:t>04</w:t>
+      </w:r>
+      <w:r>
+        <w:rPr>
+          <w:szCs w:val="24"/>
+          <w:lang w:val="en-US"/>
+        </w:rPr>
+        <w:t>-</w:t>
+      </w:r>
+      <w:r>
+        <w:rPr>
+          <w:szCs w:val="24"/>
+          <w:lang w:val="en-US"/>
+        </w:rPr>
+        <w:t>Juni</w:t>
+      </w:r>
+      <w:r>
+        <w:rPr>
+          <w:szCs w:val="24"/>
+          <w:lang w:val="en-US"/>
+        </w:rPr>
+        <w:t>-</w:t>
+      </w:r>
+      <w:r>
+        <w:rPr>
+          <w:szCs w:val="24"/>
+          <w:lang w:val="en-US"/>
+        </w:rPr>
+        <w:t>2026</w:t>
+      </w:r>
     </w:p>
     <w:p>
       <w:pPr>
@@ -2389,7 +2494,23 @@
               <w:szCs w:val="24"/>
               <w:lang w:val="fr-FR"/>
             </w:rPr>
-            <w:t xml:space="preserve"> (0361) 701954, 701797,  Fax. (0361) 701907</w:t>
+            <w:t xml:space="preserve"> (0361) 701954, </w:t>
+          </w:r>
+          <w:proofErr w:type="gramStart"/>
+          <w:r>
+            <w:rPr>
+              <w:szCs w:val="24"/>
+              <w:lang w:val="fr-FR"/>
+            </w:rPr>
+            <w:t>701797,  Fax</w:t>
+          </w:r>
+          <w:proofErr w:type="gramEnd"/>
+          <w:r>
+            <w:rPr>
+              <w:szCs w:val="24"/>
+              <w:lang w:val="fr-FR"/>
+            </w:rPr>
+            <w:t>. (0361) 701907</w:t>
           </w:r>
         </w:p>
       </w:tc>
